--- a/01_Course_Core/TAS2O_110_Hour_Pacing_Guide.docx
+++ b/01_Course_Core/TAS2O_110_Hour_Pacing_Guide.docx
@@ -466,7 +466,7 @@
         <w:pStyle w:val="ListBullet"/>
       </w:pPr>
       <w:r>
-        <w:t>AI transparency: students must document when, why, and how AI tools were used, and must verify AI-generated information.</w:t>
+        <w:t>AI transparency: students must document when, why, and how AI tools were used, and must verify information.</w:t>
       </w:r>
     </w:p>
     <w:p>
@@ -1937,7 +1937,7 @@
                 <w:b w:val="0"/>
                 <w:sz w:val="18"/>
               </w:rPr>
-              <w:t>Introduce AI as assistant, not substitute; no unsupervised AI-generated safety rules.</w:t>
+              <w:t>Introduce AI as assistant, not substitute; no unsupervised safety rules.</w:t>
             </w:r>
           </w:p>
         </w:tc>
@@ -2165,7 +2165,7 @@
                 <w:b w:val="0"/>
                 <w:sz w:val="18"/>
               </w:rPr>
-              <w:t>AI-generated tool checklist must be verified by students.</w:t>
+              <w:t>tool checklist must be verified by students.</w:t>
             </w:r>
           </w:p>
         </w:tc>

--- a/01_Course_Core/TAS2O_110_Hour_Pacing_Guide.docx
+++ b/01_Course_Core/TAS2O_110_Hour_Pacing_Guide.docx
@@ -466,7 +466,7 @@
         <w:pStyle w:val="ListBullet"/>
       </w:pPr>
       <w:r>
-        <w:t>AI transparency: students must document when, why, and how AI tools were used, and must verify information.</w:t>
+        <w:t>AI transparency: students document when, why, and how AI tools were used, and verify information.</w:t>
       </w:r>
     </w:p>
     <w:p>
@@ -3419,7 +3419,7 @@
                 <w:b w:val="0"/>
                 <w:sz w:val="18"/>
               </w:rPr>
-              <w:t>AI used for research questions; sources checked separately.</w:t>
+              <w:t>use of approved AI toolsd for research questions; sources checked separately.</w:t>
             </w:r>
           </w:p>
         </w:tc>
@@ -3875,7 +3875,7 @@
                 <w:b w:val="0"/>
                 <w:sz w:val="18"/>
               </w:rPr>
-              <w:t>AI use log reviewed as part of final portfolio.</w:t>
+              <w:t>use of approved AI tools log reviewed as part of final portfolio.</w:t>
             </w:r>
           </w:p>
         </w:tc>
@@ -3929,7 +3929,7 @@
     </w:p>
     <w:p>
       <w:r>
-        <w:t>☐ AI use policy and student AI log template prepared</w:t>
+        <w:t>☐ use of approved AI tools policy and student AI log template prepared</w:t>
       </w:r>
     </w:p>
     <w:p>
@@ -3967,7 +3967,7 @@
     </w:p>
     <w:p>
       <w:r>
-        <w:t>☐ AI use logs checked periodically</w:t>
+        <w:t>☐ use of approved AI tools logs checked periodically</w:t>
       </w:r>
     </w:p>
     <w:p>
